--- a/server/templates/library/services-agreement/template.docx
+++ b/server/templates/library/services-agreement/template.docx
@@ -8490,7 +8490,7 @@
               <w:sz w:val="16"/>
               <w:szCs w:val="16"/>
             </w:rPr>
-            <w:t>The Board of Spring 2 Health Pty Ltd</w:t>
+            <w:t>The Board of {org.legal_name}</w:t>
           </w:r>
         </w:p>
       </w:tc>

--- a/server/templates/library/services-agreement/template.docx
+++ b/server/templates/library/services-agreement/template.docx
@@ -8635,6 +8635,15 @@
 <w:hdr xmlns:wpc="http://schemas.microsoft.com/office/word/2010/wordprocessingCanvas" xmlns:cx="http://schemas.microsoft.com/office/drawing/2014/chartex" xmlns:cx1="http://schemas.microsoft.com/office/drawing/2015/9/8/chartex" xmlns:cx2="http://schemas.microsoft.com/office/drawing/2015/10/21/chartex" xmlns:cx3="http://schemas.microsoft.com/office/drawing/2016/5/9/chartex" xmlns:cx4="http://schemas.microsoft.com/office/drawing/2016/5/10/chartex" xmlns:cx5="http://schemas.microsoft.com/office/drawing/2016/5/11/chartex" xmlns:cx6="http://schemas.microsoft.com/office/drawing/2016/5/12/chartex" xmlns:cx7="http://schemas.microsoft.com/office/drawing/2016/5/13/chartex" xmlns:cx8="http://schemas.microsoft.com/office/drawing/2016/5/14/chartex" xmlns:mc="http://schemas.openxmlformats.org/markup-compatibility/2006" xmlns:aink="http://schemas.microsoft.com/office/drawing/2016/ink" xmlns:am3d="http://schemas.microsoft.com/office/drawing/2017/model3d" xmlns:o="urn:schemas-microsoft-com:office:office" xmlns:oel="http://schemas.microsoft.com/office/2019/extlst" xmlns:r="http://schemas.openxmlformats.org/officeDocument/2006/relationships" xmlns:m="http://schemas.openxmlformats.org/officeDocument/2006/math" xmlns:v="urn:schemas-microsoft-com:vml" xmlns:wp14="http://schemas.microsoft.com/office/word/2010/wordprocessingDrawing" xmlns:wp="http://schemas.openxmlformats.org/drawingml/2006/wordprocessingDrawing" xmlns:w10="urn:schemas-microsoft-com:office:word" xmlns:w="http://schemas.openxmlformats.org/wordprocessingml/2006/main" xmlns:w14="http://schemas.microsoft.com/office/word/2010/wordml" xmlns:w15="http://schemas.microsoft.com/office/word/2012/wordml" xmlns:w16cex="http://schemas.microsoft.com/office/word/2018/wordml/cex" xmlns:w16cid="http://schemas.microsoft.com/office/word/2016/wordml/cid" xmlns:w16="http://schemas.microsoft.com/office/word/2018/wordml" xmlns:w16du="http://schemas.microsoft.com/office/word/2023/wordml/word16du" xmlns:w16sdtdh="http://schemas.microsoft.com/office/word/2020/wordml/sdtdatahash" xmlns:w16se="http://schemas.microsoft.com/office/word/2015/wordml/symex" xmlns:wpg="http://schemas.microsoft.com/office/word/2010/wordprocessingGroup" xmlns:wpi="http://schemas.microsoft.com/office/word/2010/wordprocessingInk" xmlns:wne="http://schemas.microsoft.com/office/word/2006/wordml" xmlns:wps="http://schemas.microsoft.com/office/word/2010/wordprocessingShape" mc:Ignorable="w14 w15 w16se w16cid w16 w16cex w16sdtdh wp14">
   <w:p>
     <w:pPr>
+      <w:spacing w:before="0" w:after="80"/>
+      <w:jc w:val="left"/>
+    </w:pPr>
+    <w:r>
+      <w:t xml:space="preserve">{%org_logo}</w:t>
+    </w:r>
+  </w:p>
+  <w:p>
+    <w:pPr>
       <w:pBdr>
         <w:top w:val="nil"/>
         <w:left w:val="nil"/>
@@ -8657,6 +8666,15 @@
 
 <file path=word/header2.xml><?xml version="1.0" encoding="utf-8"?>
 <w:hdr xmlns:wpc="http://schemas.microsoft.com/office/word/2010/wordprocessingCanvas" xmlns:cx="http://schemas.microsoft.com/office/drawing/2014/chartex" xmlns:cx1="http://schemas.microsoft.com/office/drawing/2015/9/8/chartex" xmlns:cx2="http://schemas.microsoft.com/office/drawing/2015/10/21/chartex" xmlns:cx3="http://schemas.microsoft.com/office/drawing/2016/5/9/chartex" xmlns:cx4="http://schemas.microsoft.com/office/drawing/2016/5/10/chartex" xmlns:cx5="http://schemas.microsoft.com/office/drawing/2016/5/11/chartex" xmlns:cx6="http://schemas.microsoft.com/office/drawing/2016/5/12/chartex" xmlns:cx7="http://schemas.microsoft.com/office/drawing/2016/5/13/chartex" xmlns:cx8="http://schemas.microsoft.com/office/drawing/2016/5/14/chartex" xmlns:mc="http://schemas.openxmlformats.org/markup-compatibility/2006" xmlns:aink="http://schemas.microsoft.com/office/drawing/2016/ink" xmlns:am3d="http://schemas.microsoft.com/office/drawing/2017/model3d" xmlns:o="urn:schemas-microsoft-com:office:office" xmlns:oel="http://schemas.microsoft.com/office/2019/extlst" xmlns:r="http://schemas.openxmlformats.org/officeDocument/2006/relationships" xmlns:m="http://schemas.openxmlformats.org/officeDocument/2006/math" xmlns:v="urn:schemas-microsoft-com:vml" xmlns:wp14="http://schemas.microsoft.com/office/word/2010/wordprocessingDrawing" xmlns:wp="http://schemas.openxmlformats.org/drawingml/2006/wordprocessingDrawing" xmlns:w10="urn:schemas-microsoft-com:office:word" xmlns:w="http://schemas.openxmlformats.org/wordprocessingml/2006/main" xmlns:w14="http://schemas.microsoft.com/office/word/2010/wordml" xmlns:w15="http://schemas.microsoft.com/office/word/2012/wordml" xmlns:w16cex="http://schemas.microsoft.com/office/word/2018/wordml/cex" xmlns:w16cid="http://schemas.microsoft.com/office/word/2016/wordml/cid" xmlns:w16="http://schemas.microsoft.com/office/word/2018/wordml" xmlns:w16du="http://schemas.microsoft.com/office/word/2023/wordml/word16du" xmlns:w16sdtdh="http://schemas.microsoft.com/office/word/2020/wordml/sdtdatahash" xmlns:w16se="http://schemas.microsoft.com/office/word/2015/wordml/symex" xmlns:wpg="http://schemas.microsoft.com/office/word/2010/wordprocessingGroup" xmlns:wpi="http://schemas.microsoft.com/office/word/2010/wordprocessingInk" xmlns:wne="http://schemas.microsoft.com/office/word/2006/wordml" xmlns:wps="http://schemas.microsoft.com/office/word/2010/wordprocessingShape" mc:Ignorable="w14 w15 w16se w16cid w16 w16cex w16sdtdh wp14">
+  <w:p>
+    <w:pPr>
+      <w:spacing w:before="0" w:after="80"/>
+      <w:jc w:val="left"/>
+    </w:pPr>
+    <w:r>
+      <w:t xml:space="preserve">{%org_logo}</w:t>
+    </w:r>
+  </w:p>
   <w:p>
     <w:pPr>
       <w:pBdr>
@@ -8775,6 +8793,15 @@
 
 <file path=word/header3.xml><?xml version="1.0" encoding="utf-8"?>
 <w:hdr xmlns:wpc="http://schemas.microsoft.com/office/word/2010/wordprocessingCanvas" xmlns:cx="http://schemas.microsoft.com/office/drawing/2014/chartex" xmlns:cx1="http://schemas.microsoft.com/office/drawing/2015/9/8/chartex" xmlns:cx2="http://schemas.microsoft.com/office/drawing/2015/10/21/chartex" xmlns:cx3="http://schemas.microsoft.com/office/drawing/2016/5/9/chartex" xmlns:cx4="http://schemas.microsoft.com/office/drawing/2016/5/10/chartex" xmlns:cx5="http://schemas.microsoft.com/office/drawing/2016/5/11/chartex" xmlns:cx6="http://schemas.microsoft.com/office/drawing/2016/5/12/chartex" xmlns:cx7="http://schemas.microsoft.com/office/drawing/2016/5/13/chartex" xmlns:cx8="http://schemas.microsoft.com/office/drawing/2016/5/14/chartex" xmlns:mc="http://schemas.openxmlformats.org/markup-compatibility/2006" xmlns:aink="http://schemas.microsoft.com/office/drawing/2016/ink" xmlns:am3d="http://schemas.microsoft.com/office/drawing/2017/model3d" xmlns:o="urn:schemas-microsoft-com:office:office" xmlns:oel="http://schemas.microsoft.com/office/2019/extlst" xmlns:r="http://schemas.openxmlformats.org/officeDocument/2006/relationships" xmlns:m="http://schemas.openxmlformats.org/officeDocument/2006/math" xmlns:v="urn:schemas-microsoft-com:vml" xmlns:wp14="http://schemas.microsoft.com/office/word/2010/wordprocessingDrawing" xmlns:wp="http://schemas.openxmlformats.org/drawingml/2006/wordprocessingDrawing" xmlns:w10="urn:schemas-microsoft-com:office:word" xmlns:w="http://schemas.openxmlformats.org/wordprocessingml/2006/main" xmlns:w14="http://schemas.microsoft.com/office/word/2010/wordml" xmlns:w15="http://schemas.microsoft.com/office/word/2012/wordml" xmlns:w16cex="http://schemas.microsoft.com/office/word/2018/wordml/cex" xmlns:w16cid="http://schemas.microsoft.com/office/word/2016/wordml/cid" xmlns:w16="http://schemas.microsoft.com/office/word/2018/wordml" xmlns:w16du="http://schemas.microsoft.com/office/word/2023/wordml/word16du" xmlns:w16sdtdh="http://schemas.microsoft.com/office/word/2020/wordml/sdtdatahash" xmlns:w16se="http://schemas.microsoft.com/office/word/2015/wordml/symex" xmlns:wpg="http://schemas.microsoft.com/office/word/2010/wordprocessingGroup" xmlns:wpi="http://schemas.microsoft.com/office/word/2010/wordprocessingInk" xmlns:wne="http://schemas.microsoft.com/office/word/2006/wordml" xmlns:wps="http://schemas.microsoft.com/office/word/2010/wordprocessingShape" mc:Ignorable="w14 w15 w16se w16cid w16 w16cex w16sdtdh wp14">
+  <w:p>
+    <w:pPr>
+      <w:spacing w:before="0" w:after="80"/>
+      <w:jc w:val="left"/>
+    </w:pPr>
+    <w:r>
+      <w:t xml:space="preserve">{%org_logo}</w:t>
+    </w:r>
+  </w:p>
   <w:p>
     <w:pPr>
       <w:spacing w:line="283" w:lineRule="auto"/>
